--- a/Coding 1 - year/Unit 4 - Loops and Iteration/Daily Lesson Plans/Word/Day 78.docx
+++ b/Coding 1 - year/Unit 4 - Loops and Iteration/Daily Lesson Plans/Word/Day 78.docx
@@ -50,12 +50,15 @@
               </w:rPr>
               <w:t xml:space="preserve">Coding I — Full Year</w:t>
             </w:r>
-          </w:p>
-          <w:p>
-            <w:pPr>
-              <w:spacing w:before="40"/>
-              <w:jc w:val="center"/>
-            </w:pPr>
+            <w:r>
+              <w:rPr>
+                <w:rFonts w:ascii="Arial" w:cs="Arial" w:eastAsia="Arial" w:hAnsi="Arial"/>
+                <w:sz w:val="16"/>
+                <w:szCs w:val="16"/>
+              </w:rPr>
+              <w:br/>
+              <w:t xml:space="preserve"/>
+            </w:r>
             <w:r>
               <w:rPr>
                 <w:rFonts w:ascii="Arial" w:cs="Arial" w:eastAsia="Arial" w:hAnsi="Arial"/>
@@ -83,7 +86,7 @@
           <w:rFonts w:ascii="Arial" w:cs="Arial" w:eastAsia="Arial" w:hAnsi="Arial"/>
           <w:b/>
           <w:bCs/>
-          <w:color w:val="1F3864"/>
+          <w:color w:val="2B5797"/>
           <w:sz w:val="32"/>
           <w:szCs w:val="32"/>
         </w:rPr>
@@ -261,9 +264,9 @@
               <w:right w:val="single" w:color="CCCCCC" w:sz="1"/>
             </w:tcBorders>
             <w:tcMar>
-              <w:top w:type="dxa" w:w="60"/>
+              <w:top w:type="dxa" w:w="80"/>
               <w:left w:type="dxa" w:w="120"/>
-              <w:bottom w:type="dxa" w:w="60"/>
+              <w:bottom w:type="dxa" w:w="80"/>
               <w:right w:type="dxa" w:w="120"/>
             </w:tcMar>
           </w:tcPr>
@@ -290,20 +293,213 @@
               <w:right w:val="single" w:color="CCCCCC" w:sz="1"/>
             </w:tcBorders>
             <w:tcMar>
-              <w:top w:type="dxa" w:w="60"/>
+              <w:top w:type="dxa" w:w="80"/>
               <w:left w:type="dxa" w:w="120"/>
-              <w:bottom w:type="dxa" w:w="60"/>
+              <w:bottom w:type="dxa" w:w="80"/>
               <w:right w:type="dxa" w:w="120"/>
             </w:tcMar>
           </w:tcPr>
           <w:p>
-            <w:r>
-              <w:rPr>
-                <w:rFonts w:ascii="Arial" w:cs="Arial" w:eastAsia="Arial" w:hAnsi="Arial"/>
-                <w:sz w:val="20"/>
-                <w:szCs w:val="20"/>
+            <w:pPr>
+              <w:spacing w:after="80" w:before="80"/>
+            </w:pPr>
+            <w:r>
+              <w:rPr>
+                <w:rFonts w:ascii="Arial" w:cs="Arial" w:eastAsia="Arial" w:hAnsi="Arial"/>
+                <w:b/>
+                <w:bCs/>
+                <w:i w:val="false"/>
+                <w:iCs w:val="false"/>
+                <w:color w:val="000000"/>
+                <w:sz w:val="22"/>
+                <w:szCs w:val="22"/>
               </w:rPr>
               <w:t xml:space="preserve">Bell Ringer / Review</w:t>
+            </w:r>
+            <w:r>
+              <w:rPr>
+                <w:rFonts w:ascii="Arial" w:cs="Arial" w:eastAsia="Arial" w:hAnsi="Arial"/>
+                <w:sz w:val="20"/>
+                <w:szCs w:val="20"/>
+              </w:rPr>
+              <w:br/>
+              <w:t xml:space="preserve"/>
+            </w:r>
+            <w:r>
+              <w:rPr>
+                <w:rFonts w:ascii="Arial" w:cs="Arial" w:eastAsia="Arial" w:hAnsi="Arial"/>
+                <w:sz w:val="20"/>
+                <w:szCs w:val="20"/>
+              </w:rPr>
+              <w:br/>
+              <w:t xml:space="preserve"/>
+            </w:r>
+            <w:r>
+              <w:rPr>
+                <w:rFonts w:ascii="Arial" w:cs="Arial" w:eastAsia="Arial" w:hAnsi="Arial"/>
+                <w:b/>
+                <w:bCs/>
+                <w:i w:val="false"/>
+                <w:iCs w:val="false"/>
+                <w:color w:val="000000"/>
+                <w:sz w:val="20"/>
+                <w:szCs w:val="20"/>
+              </w:rPr>
+              <w:t xml:space="preserve">Quick Write </w:t>
+            </w:r>
+            <w:r>
+              <w:rPr>
+                <w:rFonts w:ascii="Arial" w:cs="Arial" w:eastAsia="Arial" w:hAnsi="Arial"/>
+                <w:b w:val="false"/>
+                <w:bCs w:val="false"/>
+                <w:i w:val="false"/>
+                <w:iCs w:val="false"/>
+                <w:color w:val="000000"/>
+                <w:sz w:val="20"/>
+                <w:szCs w:val="20"/>
+              </w:rPr>
+              <w:t xml:space="preserve">(3 min — written or verbal):</w:t>
+            </w:r>
+            <w:r>
+              <w:rPr>
+                <w:rFonts w:ascii="Arial" w:cs="Arial" w:eastAsia="Arial" w:hAnsi="Arial"/>
+                <w:sz w:val="20"/>
+                <w:szCs w:val="20"/>
+              </w:rPr>
+              <w:br/>
+              <w:t xml:space="preserve"/>
+            </w:r>
+            <w:r>
+              <w:rPr>
+                <w:rFonts w:ascii="Arial" w:cs="Arial" w:eastAsia="Arial" w:hAnsi="Arial"/>
+                <w:b w:val="false"/>
+                <w:bCs w:val="false"/>
+                <w:i w:val="false"/>
+                <w:iCs w:val="false"/>
+                <w:color w:val="000000"/>
+                <w:sz w:val="20"/>
+                <w:szCs w:val="20"/>
+              </w:rPr>
+              <w:t xml:space="preserve">    In your own words: Loop through strings character by character, and manipulate or analyze strings using for loops?</w:t>
+            </w:r>
+            <w:r>
+              <w:rPr>
+                <w:rFonts w:ascii="Arial" w:cs="Arial" w:eastAsia="Arial" w:hAnsi="Arial"/>
+                <w:sz w:val="20"/>
+                <w:szCs w:val="20"/>
+              </w:rPr>
+              <w:br/>
+              <w:t xml:space="preserve"/>
+            </w:r>
+            <w:r>
+              <w:rPr>
+                <w:rFonts w:ascii="Arial" w:cs="Arial" w:eastAsia="Arial" w:hAnsi="Arial"/>
+                <w:sz w:val="20"/>
+                <w:szCs w:val="20"/>
+              </w:rPr>
+              <w:br/>
+              <w:t xml:space="preserve"/>
+            </w:r>
+            <w:r>
+              <w:rPr>
+                <w:rFonts w:ascii="Arial" w:cs="Arial" w:eastAsia="Arial" w:hAnsi="Arial"/>
+                <w:b/>
+                <w:bCs/>
+                <w:i w:val="false"/>
+                <w:iCs w:val="false"/>
+                <w:color w:val="000000"/>
+                <w:sz w:val="20"/>
+                <w:szCs w:val="20"/>
+              </w:rPr>
+              <w:t xml:space="preserve">Vocabulary Preview — </w:t>
+            </w:r>
+            <w:r>
+              <w:rPr>
+                <w:rFonts w:ascii="Arial" w:cs="Arial" w:eastAsia="Arial" w:hAnsi="Arial"/>
+                <w:b w:val="false"/>
+                <w:bCs w:val="false"/>
+                <w:i w:val="false"/>
+                <w:iCs w:val="false"/>
+                <w:color w:val="000000"/>
+                <w:sz w:val="20"/>
+                <w:szCs w:val="20"/>
+              </w:rPr>
+              <w:t xml:space="preserve">terms we'll use today:</w:t>
+            </w:r>
+            <w:r>
+              <w:rPr>
+                <w:rFonts w:ascii="Arial" w:cs="Arial" w:eastAsia="Arial" w:hAnsi="Arial"/>
+                <w:sz w:val="20"/>
+                <w:szCs w:val="20"/>
+              </w:rPr>
+              <w:br/>
+              <w:t xml:space="preserve"/>
+            </w:r>
+            <w:r>
+              <w:rPr>
+                <w:rFonts w:ascii="Arial" w:cs="Arial" w:eastAsia="Arial" w:hAnsi="Arial"/>
+                <w:b w:val="false"/>
+                <w:bCs w:val="false"/>
+                <w:i w:val="false"/>
+                <w:iCs w:val="false"/>
+                <w:color w:val="000000"/>
+                <w:sz w:val="20"/>
+                <w:szCs w:val="20"/>
+              </w:rPr>
+              <w:t xml:space="preserve">    • sequences   •   for-each loop   •   iteration over a sequence   •   String iteration is useful for</w:t>
+            </w:r>
+            <w:r>
+              <w:rPr>
+                <w:rFonts w:ascii="Arial" w:cs="Arial" w:eastAsia="Arial" w:hAnsi="Arial"/>
+                <w:sz w:val="20"/>
+                <w:szCs w:val="20"/>
+              </w:rPr>
+              <w:br/>
+              <w:t xml:space="preserve"/>
+            </w:r>
+            <w:r>
+              <w:rPr>
+                <w:rFonts w:ascii="Arial" w:cs="Arial" w:eastAsia="Arial" w:hAnsi="Arial"/>
+                <w:sz w:val="20"/>
+                <w:szCs w:val="20"/>
+              </w:rPr>
+              <w:br/>
+              <w:t xml:space="preserve"/>
+            </w:r>
+            <w:r>
+              <w:rPr>
+                <w:rFonts w:ascii="Arial" w:cs="Arial" w:eastAsia="Arial" w:hAnsi="Arial"/>
+                <w:b w:val="false"/>
+                <w:bCs w:val="false"/>
+                <w:i/>
+                <w:iCs/>
+                <w:color w:val="444444"/>
+                <w:sz w:val="20"/>
+                <w:szCs w:val="20"/>
+              </w:rPr>
+              <w:t xml:space="preserve">Today's Goal: By the end of class you will be able to loop through strings character by character, and manipulate or analyze strings using for loops.</w:t>
+            </w:r>
+            <w:r>
+              <w:rPr>
+                <w:rFonts w:ascii="Arial" w:cs="Arial" w:eastAsia="Arial" w:hAnsi="Arial"/>
+                <w:sz w:val="20"/>
+                <w:szCs w:val="20"/>
+              </w:rPr>
+              <w:br/>
+              <w:t xml:space="preserve"/>
+            </w:r>
+            <w:r>
+              <w:rPr>
+                <w:rFonts w:ascii="Arial" w:cs="Arial" w:eastAsia="Arial" w:hAnsi="Arial"/>
+                <w:b w:val="false"/>
+                <w:bCs w:val="false"/>
+                <w:i/>
+                <w:iCs/>
+                <w:color w:val="555555"/>
+                <w:sz w:val="20"/>
+                <w:szCs w:val="20"/>
+              </w:rPr>
+              <w:t xml:space="preserve">→ Pair-share your response, then 2–3 students share with the class.</w:t>
             </w:r>
           </w:p>
         </w:tc>
@@ -319,9 +515,9 @@
               <w:right w:val="single" w:color="CCCCCC" w:sz="1"/>
             </w:tcBorders>
             <w:tcMar>
-              <w:top w:type="dxa" w:w="60"/>
+              <w:top w:type="dxa" w:w="80"/>
               <w:left w:type="dxa" w:w="120"/>
-              <w:bottom w:type="dxa" w:w="60"/>
+              <w:bottom w:type="dxa" w:w="80"/>
               <w:right w:type="dxa" w:w="120"/>
             </w:tcMar>
           </w:tcPr>
@@ -348,20 +544,468 @@
               <w:right w:val="single" w:color="CCCCCC" w:sz="1"/>
             </w:tcBorders>
             <w:tcMar>
-              <w:top w:type="dxa" w:w="60"/>
+              <w:top w:type="dxa" w:w="80"/>
               <w:left w:type="dxa" w:w="120"/>
-              <w:bottom w:type="dxa" w:w="60"/>
+              <w:bottom w:type="dxa" w:w="80"/>
               <w:right w:type="dxa" w:w="120"/>
             </w:tcMar>
           </w:tcPr>
           <w:p>
-            <w:r>
-              <w:rPr>
-                <w:rFonts w:ascii="Arial" w:cs="Arial" w:eastAsia="Arial" w:hAnsi="Arial"/>
-                <w:sz w:val="20"/>
-                <w:szCs w:val="20"/>
-              </w:rPr>
-              <w:t xml:space="preserve">Mini Lesson: Iterating Over Strings — Character-by-Character Processing</w:t>
+            <w:pPr>
+              <w:spacing w:after="80" w:before="80"/>
+            </w:pPr>
+            <w:r>
+              <w:rPr>
+                <w:rFonts w:ascii="Arial" w:cs="Arial" w:eastAsia="Arial" w:hAnsi="Arial"/>
+                <w:b/>
+                <w:bCs/>
+                <w:i w:val="false"/>
+                <w:iCs w:val="false"/>
+                <w:color w:val="000000"/>
+                <w:sz w:val="22"/>
+                <w:szCs w:val="22"/>
+              </w:rPr>
+              <w:t xml:space="preserve">Mini Lesson: </w:t>
+            </w:r>
+            <w:r>
+              <w:rPr>
+                <w:rFonts w:ascii="Arial" w:cs="Arial" w:eastAsia="Arial" w:hAnsi="Arial"/>
+                <w:b w:val="false"/>
+                <w:bCs w:val="false"/>
+                <w:i w:val="false"/>
+                <w:iCs w:val="false"/>
+                <w:color w:val="000000"/>
+                <w:sz w:val="22"/>
+                <w:szCs w:val="22"/>
+              </w:rPr>
+              <w:t xml:space="preserve">Iterating Over Strings — Character-by-Character Processing</w:t>
+            </w:r>
+            <w:r>
+              <w:rPr>
+                <w:rFonts w:ascii="Arial" w:cs="Arial" w:eastAsia="Arial" w:hAnsi="Arial"/>
+                <w:sz w:val="20"/>
+                <w:szCs w:val="20"/>
+              </w:rPr>
+              <w:br/>
+              <w:t xml:space="preserve"/>
+            </w:r>
+            <w:r>
+              <w:rPr>
+                <w:rFonts w:ascii="Arial" w:cs="Arial" w:eastAsia="Arial" w:hAnsi="Arial"/>
+                <w:sz w:val="20"/>
+                <w:szCs w:val="20"/>
+              </w:rPr>
+              <w:br/>
+              <w:t xml:space="preserve"/>
+            </w:r>
+            <w:r>
+              <w:rPr>
+                <w:rFonts w:ascii="Arial" w:cs="Arial" w:eastAsia="Arial" w:hAnsi="Arial"/>
+                <w:b/>
+                <w:bCs/>
+                <w:i/>
+                <w:iCs/>
+                <w:color w:val="000000"/>
+                <w:sz w:val="20"/>
+                <w:szCs w:val="20"/>
+              </w:rPr>
+              <w:t xml:space="preserve">Learning Target: </w:t>
+            </w:r>
+            <w:r>
+              <w:rPr>
+                <w:rFonts w:ascii="Arial" w:cs="Arial" w:eastAsia="Arial" w:hAnsi="Arial"/>
+                <w:b w:val="false"/>
+                <w:bCs w:val="false"/>
+                <w:i/>
+                <w:iCs/>
+                <w:color w:val="333333"/>
+                <w:sz w:val="20"/>
+                <w:szCs w:val="20"/>
+              </w:rPr>
+              <w:t xml:space="preserve">I can loop through strings character by character, and manipulate or analyze strings using for loops.</w:t>
+            </w:r>
+            <w:r>
+              <w:rPr>
+                <w:rFonts w:ascii="Arial" w:cs="Arial" w:eastAsia="Arial" w:hAnsi="Arial"/>
+                <w:sz w:val="20"/>
+                <w:szCs w:val="20"/>
+              </w:rPr>
+              <w:br/>
+              <w:t xml:space="preserve"/>
+            </w:r>
+            <w:r>
+              <w:rPr>
+                <w:rFonts w:ascii="Arial" w:cs="Arial" w:eastAsia="Arial" w:hAnsi="Arial"/>
+                <w:sz w:val="20"/>
+                <w:szCs w:val="20"/>
+              </w:rPr>
+              <w:br/>
+              <w:t xml:space="preserve"/>
+            </w:r>
+            <w:r>
+              <w:rPr>
+                <w:rFonts w:ascii="Arial" w:cs="Arial" w:eastAsia="Arial" w:hAnsi="Arial"/>
+                <w:b w:val="false"/>
+                <w:bCs w:val="false"/>
+                <w:i w:val="false"/>
+                <w:iCs w:val="false"/>
+                <w:color w:val="000000"/>
+                <w:sz w:val="20"/>
+                <w:szCs w:val="20"/>
+              </w:rPr>
+              <w:t xml:space="preserve">Strings are sequences (like lists). You can iterate over them directly with a for loop without range():</w:t>
+            </w:r>
+            <w:r>
+              <w:rPr>
+                <w:rFonts w:ascii="Arial" w:cs="Arial" w:eastAsia="Arial" w:hAnsi="Arial"/>
+                <w:sz w:val="20"/>
+                <w:szCs w:val="20"/>
+              </w:rPr>
+              <w:br/>
+              <w:t xml:space="preserve"/>
+            </w:r>
+            <w:r>
+              <w:rPr>
+                <w:rFonts w:ascii="Arial" w:cs="Arial" w:eastAsia="Arial" w:hAnsi="Arial"/>
+                <w:b w:val="false"/>
+                <w:bCs w:val="false"/>
+                <w:i w:val="false"/>
+                <w:iCs w:val="false"/>
+                <w:color w:val="000000"/>
+                <w:sz w:val="20"/>
+                <w:szCs w:val="20"/>
+              </w:rPr>
+              <w:t xml:space="preserve">This is called a for-each loop or iteration over a sequence. The loop variable takes on each value in the sequence.</w:t>
+            </w:r>
+            <w:r>
+              <w:rPr>
+                <w:rFonts w:ascii="Arial" w:cs="Arial" w:eastAsia="Arial" w:hAnsi="Arial"/>
+                <w:sz w:val="20"/>
+                <w:szCs w:val="20"/>
+              </w:rPr>
+              <w:br/>
+              <w:t xml:space="preserve"/>
+            </w:r>
+            <w:r>
+              <w:rPr>
+                <w:rFonts w:ascii="Arial" w:cs="Arial" w:eastAsia="Arial" w:hAnsi="Arial"/>
+                <w:sz w:val="20"/>
+                <w:szCs w:val="20"/>
+              </w:rPr>
+              <w:br/>
+              <w:t xml:space="preserve"/>
+            </w:r>
+            <w:r>
+              <w:rPr>
+                <w:rFonts w:ascii="Arial" w:cs="Arial" w:eastAsia="Arial" w:hAnsi="Arial"/>
+                <w:b/>
+                <w:bCs/>
+                <w:i w:val="false"/>
+                <w:iCs w:val="false"/>
+                <w:color w:val="000000"/>
+                <w:sz w:val="20"/>
+                <w:szCs w:val="20"/>
+              </w:rPr>
+              <w:t xml:space="preserve">Key Concepts:</w:t>
+            </w:r>
+            <w:r>
+              <w:rPr>
+                <w:rFonts w:ascii="Arial" w:cs="Arial" w:eastAsia="Arial" w:hAnsi="Arial"/>
+                <w:sz w:val="20"/>
+                <w:szCs w:val="20"/>
+              </w:rPr>
+              <w:br/>
+              <w:t xml:space="preserve"/>
+            </w:r>
+            <w:r>
+              <w:rPr>
+                <w:rFonts w:ascii="Arial" w:cs="Arial" w:eastAsia="Arial" w:hAnsi="Arial"/>
+                <w:b w:val="false"/>
+                <w:bCs w:val="false"/>
+                <w:i w:val="false"/>
+                <w:iCs w:val="false"/>
+                <w:color w:val="000000"/>
+                <w:sz w:val="20"/>
+                <w:szCs w:val="20"/>
+              </w:rPr>
+              <w:t xml:space="preserve">    • Counting specific characters (vowels, digits, spaces)</w:t>
+            </w:r>
+            <w:r>
+              <w:rPr>
+                <w:rFonts w:ascii="Arial" w:cs="Arial" w:eastAsia="Arial" w:hAnsi="Arial"/>
+                <w:sz w:val="20"/>
+                <w:szCs w:val="20"/>
+              </w:rPr>
+              <w:br/>
+              <w:t xml:space="preserve"/>
+            </w:r>
+            <w:r>
+              <w:rPr>
+                <w:rFonts w:ascii="Arial" w:cs="Arial" w:eastAsia="Arial" w:hAnsi="Arial"/>
+                <w:b w:val="false"/>
+                <w:bCs w:val="false"/>
+                <w:i w:val="false"/>
+                <w:iCs w:val="false"/>
+                <w:color w:val="000000"/>
+                <w:sz w:val="20"/>
+                <w:szCs w:val="20"/>
+              </w:rPr>
+              <w:t xml:space="preserve">    • Checking if a string has certain properties (is palindrome, contains digit)</w:t>
+            </w:r>
+            <w:r>
+              <w:rPr>
+                <w:rFonts w:ascii="Arial" w:cs="Arial" w:eastAsia="Arial" w:hAnsi="Arial"/>
+                <w:sz w:val="20"/>
+                <w:szCs w:val="20"/>
+              </w:rPr>
+              <w:br/>
+              <w:t xml:space="preserve"/>
+            </w:r>
+            <w:r>
+              <w:rPr>
+                <w:rFonts w:ascii="Arial" w:cs="Arial" w:eastAsia="Arial" w:hAnsi="Arial"/>
+                <w:b w:val="false"/>
+                <w:bCs w:val="false"/>
+                <w:i w:val="false"/>
+                <w:iCs w:val="false"/>
+                <w:color w:val="000000"/>
+                <w:sz w:val="20"/>
+                <w:szCs w:val="20"/>
+              </w:rPr>
+              <w:t xml:space="preserve">    • Building a new string from the original (reverse, filter, transform)</w:t>
+            </w:r>
+            <w:r>
+              <w:rPr>
+                <w:rFonts w:ascii="Arial" w:cs="Arial" w:eastAsia="Arial" w:hAnsi="Arial"/>
+                <w:sz w:val="20"/>
+                <w:szCs w:val="20"/>
+              </w:rPr>
+              <w:br/>
+              <w:t xml:space="preserve"/>
+            </w:r>
+            <w:r>
+              <w:rPr>
+                <w:rFonts w:ascii="Arial" w:cs="Arial" w:eastAsia="Arial" w:hAnsi="Arial"/>
+                <w:b w:val="false"/>
+                <w:bCs w:val="false"/>
+                <w:i w:val="false"/>
+                <w:iCs w:val="false"/>
+                <w:color w:val="000000"/>
+                <w:sz w:val="20"/>
+                <w:szCs w:val="20"/>
+              </w:rPr>
+              <w:t xml:space="preserve">    • Analyzing text</w:t>
+            </w:r>
+            <w:r>
+              <w:rPr>
+                <w:rFonts w:ascii="Arial" w:cs="Arial" w:eastAsia="Arial" w:hAnsi="Arial"/>
+                <w:sz w:val="20"/>
+                <w:szCs w:val="20"/>
+              </w:rPr>
+              <w:br/>
+              <w:t xml:space="preserve"/>
+            </w:r>
+            <w:r>
+              <w:rPr>
+                <w:rFonts w:ascii="Arial" w:cs="Arial" w:eastAsia="Arial" w:hAnsi="Arial"/>
+                <w:b w:val="false"/>
+                <w:bCs w:val="false"/>
+                <w:i w:val="false"/>
+                <w:iCs w:val="false"/>
+                <w:color w:val="000000"/>
+                <w:sz w:val="20"/>
+                <w:szCs w:val="20"/>
+              </w:rPr>
+              <w:t xml:space="preserve">    • .isdigit() — True if character is 0-9</w:t>
+            </w:r>
+            <w:r>
+              <w:rPr>
+                <w:rFonts w:ascii="Arial" w:cs="Arial" w:eastAsia="Arial" w:hAnsi="Arial"/>
+                <w:sz w:val="20"/>
+                <w:szCs w:val="20"/>
+              </w:rPr>
+              <w:br/>
+              <w:t xml:space="preserve"/>
+            </w:r>
+            <w:r>
+              <w:rPr>
+                <w:rFonts w:ascii="Arial" w:cs="Arial" w:eastAsia="Arial" w:hAnsi="Arial"/>
+                <w:b w:val="false"/>
+                <w:bCs w:val="false"/>
+                <w:i w:val="false"/>
+                <w:iCs w:val="false"/>
+                <w:color w:val="000000"/>
+                <w:sz w:val="20"/>
+                <w:szCs w:val="20"/>
+              </w:rPr>
+              <w:t xml:space="preserve">    • .isalpha() — True if character is a letter</w:t>
+            </w:r>
+            <w:r>
+              <w:rPr>
+                <w:rFonts w:ascii="Arial" w:cs="Arial" w:eastAsia="Arial" w:hAnsi="Arial"/>
+                <w:sz w:val="20"/>
+                <w:szCs w:val="20"/>
+              </w:rPr>
+              <w:br/>
+              <w:t xml:space="preserve"/>
+            </w:r>
+            <w:r>
+              <w:rPr>
+                <w:rFonts w:ascii="Arial" w:cs="Arial" w:eastAsia="Arial" w:hAnsi="Arial"/>
+                <w:b w:val="false"/>
+                <w:bCs w:val="false"/>
+                <w:i w:val="false"/>
+                <w:iCs w:val="false"/>
+                <w:color w:val="000000"/>
+                <w:sz w:val="20"/>
+                <w:szCs w:val="20"/>
+              </w:rPr>
+              <w:t xml:space="preserve">    • .isalnum() — True if alphanumeric (letter or digit)</w:t>
+            </w:r>
+            <w:r>
+              <w:rPr>
+                <w:rFonts w:ascii="Arial" w:cs="Arial" w:eastAsia="Arial" w:hAnsi="Arial"/>
+                <w:sz w:val="20"/>
+                <w:szCs w:val="20"/>
+              </w:rPr>
+              <w:br/>
+              <w:t xml:space="preserve"/>
+            </w:r>
+            <w:r>
+              <w:rPr>
+                <w:rFonts w:ascii="Arial" w:cs="Arial" w:eastAsia="Arial" w:hAnsi="Arial"/>
+                <w:b w:val="false"/>
+                <w:bCs w:val="false"/>
+                <w:i w:val="false"/>
+                <w:iCs w:val="false"/>
+                <w:color w:val="000000"/>
+                <w:sz w:val="20"/>
+                <w:szCs w:val="20"/>
+              </w:rPr>
+              <w:t xml:space="preserve">    • .isspace() — True if whitespace (space, tab, newline)</w:t>
+            </w:r>
+            <w:r>
+              <w:rPr>
+                <w:rFonts w:ascii="Arial" w:cs="Arial" w:eastAsia="Arial" w:hAnsi="Arial"/>
+                <w:sz w:val="20"/>
+                <w:szCs w:val="20"/>
+              </w:rPr>
+              <w:br/>
+              <w:t xml:space="preserve"/>
+            </w:r>
+            <w:r>
+              <w:rPr>
+                <w:rFonts w:ascii="Arial" w:cs="Arial" w:eastAsia="Arial" w:hAnsi="Arial"/>
+                <w:sz w:val="20"/>
+                <w:szCs w:val="20"/>
+              </w:rPr>
+              <w:br/>
+              <w:t xml:space="preserve"/>
+            </w:r>
+            <w:r>
+              <w:rPr>
+                <w:rFonts w:ascii="Arial" w:cs="Arial" w:eastAsia="Arial" w:hAnsi="Arial"/>
+                <w:b/>
+                <w:bCs/>
+                <w:i w:val="false"/>
+                <w:iCs w:val="false"/>
+                <w:color w:val="000000"/>
+                <w:sz w:val="20"/>
+                <w:szCs w:val="20"/>
+              </w:rPr>
+              <w:t xml:space="preserve">Vocabulary: </w:t>
+            </w:r>
+            <w:r>
+              <w:rPr>
+                <w:rFonts w:ascii="Arial" w:cs="Arial" w:eastAsia="Arial" w:hAnsi="Arial"/>
+                <w:b w:val="false"/>
+                <w:bCs w:val="false"/>
+                <w:i w:val="false"/>
+                <w:iCs w:val="false"/>
+                <w:color w:val="000000"/>
+                <w:sz w:val="20"/>
+                <w:szCs w:val="20"/>
+              </w:rPr>
+              <w:t xml:space="preserve">sequences, for-each loop, iteration over a sequence, String iteration is useful for</w:t>
+            </w:r>
+            <w:r>
+              <w:rPr>
+                <w:rFonts w:ascii="Arial" w:cs="Arial" w:eastAsia="Arial" w:hAnsi="Arial"/>
+                <w:sz w:val="20"/>
+                <w:szCs w:val="20"/>
+              </w:rPr>
+              <w:br/>
+              <w:t xml:space="preserve"/>
+            </w:r>
+            <w:r>
+              <w:rPr>
+                <w:rFonts w:ascii="Arial" w:cs="Arial" w:eastAsia="Arial" w:hAnsi="Arial"/>
+                <w:sz w:val="20"/>
+                <w:szCs w:val="20"/>
+              </w:rPr>
+              <w:br/>
+              <w:t xml:space="preserve"/>
+            </w:r>
+            <w:r>
+              <w:rPr>
+                <w:rFonts w:ascii="Arial" w:cs="Arial" w:eastAsia="Arial" w:hAnsi="Arial"/>
+                <w:b/>
+                <w:bCs/>
+                <w:i/>
+                <w:iCs/>
+                <w:color w:val="555555"/>
+                <w:sz w:val="20"/>
+                <w:szCs w:val="20"/>
+              </w:rPr>
+              <w:t xml:space="preserve">→ Live Demo — </w:t>
+            </w:r>
+            <w:r>
+              <w:rPr>
+                <w:rFonts w:ascii="Arial" w:cs="Arial" w:eastAsia="Arial" w:hAnsi="Arial"/>
+                <w:b w:val="false"/>
+                <w:bCs w:val="false"/>
+                <w:i/>
+                <w:iCs/>
+                <w:color w:val="555555"/>
+                <w:sz w:val="20"/>
+                <w:szCs w:val="20"/>
+              </w:rPr>
+              <w:t xml:space="preserve">type examples as students follow along in their own editor.</w:t>
+            </w:r>
+            <w:r>
+              <w:rPr>
+                <w:rFonts w:ascii="Arial" w:cs="Arial" w:eastAsia="Arial" w:hAnsi="Arial"/>
+                <w:sz w:val="20"/>
+                <w:szCs w:val="20"/>
+              </w:rPr>
+              <w:br/>
+              <w:t xml:space="preserve"/>
+            </w:r>
+            <w:r>
+              <w:rPr>
+                <w:rFonts w:ascii="Arial" w:cs="Arial" w:eastAsia="Arial" w:hAnsi="Arial"/>
+                <w:b/>
+                <w:bCs/>
+                <w:i/>
+                <w:iCs/>
+                <w:color w:val="555555"/>
+                <w:sz w:val="20"/>
+                <w:szCs w:val="20"/>
+              </w:rPr>
+              <w:t xml:space="preserve">→ Check for Understanding: </w:t>
+            </w:r>
+            <w:r>
+              <w:rPr>
+                <w:rFonts w:ascii="Arial" w:cs="Arial" w:eastAsia="Arial" w:hAnsi="Arial"/>
+                <w:b w:val="false"/>
+                <w:bCs w:val="false"/>
+                <w:i/>
+                <w:iCs/>
+                <w:color w:val="555555"/>
+                <w:sz w:val="20"/>
+                <w:szCs w:val="20"/>
+              </w:rPr>
+              <w:t xml:space="preserve">pause and cold-call: “Can someone explain what we just did in their own words?”</w:t>
             </w:r>
           </w:p>
         </w:tc>
@@ -377,9 +1021,9 @@
               <w:right w:val="single" w:color="CCCCCC" w:sz="1"/>
             </w:tcBorders>
             <w:tcMar>
-              <w:top w:type="dxa" w:w="60"/>
+              <w:top w:type="dxa" w:w="80"/>
               <w:left w:type="dxa" w:w="120"/>
-              <w:bottom w:type="dxa" w:w="60"/>
+              <w:bottom w:type="dxa" w:w="80"/>
               <w:right w:type="dxa" w:w="120"/>
             </w:tcMar>
           </w:tcPr>
@@ -406,20 +1050,90 @@
               <w:right w:val="single" w:color="CCCCCC" w:sz="1"/>
             </w:tcBorders>
             <w:tcMar>
-              <w:top w:type="dxa" w:w="60"/>
+              <w:top w:type="dxa" w:w="80"/>
               <w:left w:type="dxa" w:w="120"/>
-              <w:bottom w:type="dxa" w:w="60"/>
+              <w:bottom w:type="dxa" w:w="80"/>
               <w:right w:type="dxa" w:w="120"/>
             </w:tcMar>
           </w:tcPr>
           <w:p>
-            <w:r>
-              <w:rPr>
-                <w:rFonts w:ascii="Arial" w:cs="Arial" w:eastAsia="Arial" w:hAnsi="Arial"/>
-                <w:sz w:val="20"/>
-                <w:szCs w:val="20"/>
+            <w:pPr>
+              <w:spacing w:after="80" w:before="80"/>
+            </w:pPr>
+            <w:r>
+              <w:rPr>
+                <w:rFonts w:ascii="Arial" w:cs="Arial" w:eastAsia="Arial" w:hAnsi="Arial"/>
+                <w:b/>
+                <w:bCs/>
+                <w:i w:val="false"/>
+                <w:iCs w:val="false"/>
+                <w:color w:val="000000"/>
+                <w:sz w:val="22"/>
+                <w:szCs w:val="22"/>
               </w:rPr>
               <w:t xml:space="preserve">Guided Practice</w:t>
+            </w:r>
+            <w:r>
+              <w:rPr>
+                <w:rFonts w:ascii="Arial" w:cs="Arial" w:eastAsia="Arial" w:hAnsi="Arial"/>
+                <w:sz w:val="20"/>
+                <w:szCs w:val="20"/>
+              </w:rPr>
+              <w:br/>
+              <w:t xml:space="preserve"/>
+            </w:r>
+            <w:r>
+              <w:rPr>
+                <w:rFonts w:ascii="Arial" w:cs="Arial" w:eastAsia="Arial" w:hAnsi="Arial"/>
+                <w:sz w:val="20"/>
+                <w:szCs w:val="20"/>
+              </w:rPr>
+              <w:br/>
+              <w:t xml:space="preserve"/>
+            </w:r>
+            <w:r>
+              <w:rPr>
+                <w:rFonts w:ascii="Arial" w:cs="Arial" w:eastAsia="Arial" w:hAnsi="Arial"/>
+                <w:b w:val="false"/>
+                <w:bCs w:val="false"/>
+                <w:i w:val="false"/>
+                <w:iCs w:val="false"/>
+                <w:color w:val="000000"/>
+                <w:sz w:val="20"/>
+                <w:szCs w:val="20"/>
+              </w:rPr>
+              <w:t xml:space="preserve">Write a program that:</w:t>
+            </w:r>
+            <w:r>
+              <w:rPr>
+                <w:rFonts w:ascii="Arial" w:cs="Arial" w:eastAsia="Arial" w:hAnsi="Arial"/>
+                <w:sz w:val="20"/>
+                <w:szCs w:val="20"/>
+              </w:rPr>
+              <w:br/>
+              <w:t xml:space="preserve"/>
+            </w:r>
+            <w:r>
+              <w:rPr>
+                <w:rFonts w:ascii="Arial" w:cs="Arial" w:eastAsia="Arial" w:hAnsi="Arial"/>
+                <w:sz w:val="20"/>
+                <w:szCs w:val="20"/>
+              </w:rPr>
+              <w:br/>
+              <w:t xml:space="preserve"/>
+            </w:r>
+            <w:r>
+              <w:rPr>
+                <w:rFonts w:ascii="Arial" w:cs="Arial" w:eastAsia="Arial" w:hAnsi="Arial"/>
+                <w:b w:val="false"/>
+                <w:bCs w:val="false"/>
+                <w:i/>
+                <w:iCs/>
+                <w:color w:val="555555"/>
+                <w:sz w:val="20"/>
+                <w:szCs w:val="20"/>
+              </w:rPr>
+              <w:t xml:space="preserve">→ Teacher models — students try alongside, then compare results.</w:t>
             </w:r>
           </w:p>
         </w:tc>
@@ -435,9 +1149,9 @@
               <w:right w:val="single" w:color="CCCCCC" w:sz="1"/>
             </w:tcBorders>
             <w:tcMar>
-              <w:top w:type="dxa" w:w="60"/>
+              <w:top w:type="dxa" w:w="80"/>
               <w:left w:type="dxa" w:w="120"/>
-              <w:bottom w:type="dxa" w:w="60"/>
+              <w:bottom w:type="dxa" w:w="80"/>
               <w:right w:type="dxa" w:w="120"/>
             </w:tcMar>
           </w:tcPr>
@@ -450,7 +1164,7 @@
                 <w:sz w:val="20"/>
                 <w:szCs w:val="20"/>
               </w:rPr>
-              <w:t xml:space="preserve">15-20 min</w:t>
+              <w:t xml:space="preserve">15–20 min</w:t>
             </w:r>
           </w:p>
         </w:tc>
@@ -464,20 +1178,164 @@
               <w:right w:val="single" w:color="CCCCCC" w:sz="1"/>
             </w:tcBorders>
             <w:tcMar>
-              <w:top w:type="dxa" w:w="60"/>
+              <w:top w:type="dxa" w:w="80"/>
               <w:left w:type="dxa" w:w="120"/>
-              <w:bottom w:type="dxa" w:w="60"/>
+              <w:bottom w:type="dxa" w:w="80"/>
               <w:right w:type="dxa" w:w="120"/>
             </w:tcMar>
           </w:tcPr>
           <w:p>
-            <w:r>
-              <w:rPr>
-                <w:rFonts w:ascii="Arial" w:cs="Arial" w:eastAsia="Arial" w:hAnsi="Arial"/>
-                <w:sz w:val="20"/>
-                <w:szCs w:val="20"/>
+            <w:pPr>
+              <w:spacing w:after="80" w:before="80"/>
+            </w:pPr>
+            <w:r>
+              <w:rPr>
+                <w:rFonts w:ascii="Arial" w:cs="Arial" w:eastAsia="Arial" w:hAnsi="Arial"/>
+                <w:b/>
+                <w:bCs/>
+                <w:i w:val="false"/>
+                <w:iCs w:val="false"/>
+                <w:color w:val="000000"/>
+                <w:sz w:val="22"/>
+                <w:szCs w:val="22"/>
               </w:rPr>
               <w:t xml:space="preserve">Independent Practice / Code Along</w:t>
+            </w:r>
+            <w:r>
+              <w:rPr>
+                <w:rFonts w:ascii="Arial" w:cs="Arial" w:eastAsia="Arial" w:hAnsi="Arial"/>
+                <w:sz w:val="20"/>
+                <w:szCs w:val="20"/>
+              </w:rPr>
+              <w:br/>
+              <w:t xml:space="preserve"/>
+            </w:r>
+            <w:r>
+              <w:rPr>
+                <w:rFonts w:ascii="Arial" w:cs="Arial" w:eastAsia="Arial" w:hAnsi="Arial"/>
+                <w:b/>
+                <w:bCs/>
+                <w:i w:val="false"/>
+                <w:iCs w:val="false"/>
+                <w:color w:val="000000"/>
+                <w:sz w:val="20"/>
+                <w:szCs w:val="20"/>
+              </w:rPr>
+              <w:t xml:space="preserve">    Beginner: </w:t>
+            </w:r>
+            <w:r>
+              <w:rPr>
+                <w:rFonts w:ascii="Arial" w:cs="Arial" w:eastAsia="Arial" w:hAnsi="Arial"/>
+                <w:b w:val="false"/>
+                <w:bCs w:val="false"/>
+                <w:i w:val="false"/>
+                <w:iCs w:val="false"/>
+                <w:color w:val="000000"/>
+                <w:sz w:val="20"/>
+                <w:szCs w:val="20"/>
+              </w:rPr>
+              <w:t xml:space="preserve">Write a loop that asks for a word and prints each character on its own line.</w:t>
+            </w:r>
+            <w:r>
+              <w:rPr>
+                <w:rFonts w:ascii="Arial" w:cs="Arial" w:eastAsia="Arial" w:hAnsi="Arial"/>
+                <w:sz w:val="20"/>
+                <w:szCs w:val="20"/>
+              </w:rPr>
+              <w:br/>
+              <w:t xml:space="preserve"/>
+            </w:r>
+            <w:r>
+              <w:rPr>
+                <w:rFonts w:ascii="Arial" w:cs="Arial" w:eastAsia="Arial" w:hAnsi="Arial"/>
+                <w:b/>
+                <w:bCs/>
+                <w:i w:val="false"/>
+                <w:iCs w:val="false"/>
+                <w:color w:val="000000"/>
+                <w:sz w:val="20"/>
+                <w:szCs w:val="20"/>
+              </w:rPr>
+              <w:t xml:space="preserve">    Intermediate: </w:t>
+            </w:r>
+            <w:r>
+              <w:rPr>
+                <w:rFonts w:ascii="Arial" w:cs="Arial" w:eastAsia="Arial" w:hAnsi="Arial"/>
+                <w:b w:val="false"/>
+                <w:bCs w:val="false"/>
+                <w:i w:val="false"/>
+                <w:iCs w:val="false"/>
+                <w:color w:val="000000"/>
+                <w:sz w:val="20"/>
+                <w:szCs w:val="20"/>
+              </w:rPr>
+              <w:t xml:space="preserve">Write a program that asks for a sentence and counts: - Total characters (excluding spaces) - Number of spaces - Number of uppercase letters…</w:t>
+            </w:r>
+            <w:r>
+              <w:rPr>
+                <w:rFonts w:ascii="Arial" w:cs="Arial" w:eastAsia="Arial" w:hAnsi="Arial"/>
+                <w:sz w:val="20"/>
+                <w:szCs w:val="20"/>
+              </w:rPr>
+              <w:br/>
+              <w:t xml:space="preserve"/>
+            </w:r>
+            <w:r>
+              <w:rPr>
+                <w:rFonts w:ascii="Arial" w:cs="Arial" w:eastAsia="Arial" w:hAnsi="Arial"/>
+                <w:b/>
+                <w:bCs/>
+                <w:i w:val="false"/>
+                <w:iCs w:val="false"/>
+                <w:color w:val="000000"/>
+                <w:sz w:val="20"/>
+                <w:szCs w:val="20"/>
+              </w:rPr>
+              <w:t xml:space="preserve">    Challenge: </w:t>
+            </w:r>
+            <w:r>
+              <w:rPr>
+                <w:rFonts w:ascii="Arial" w:cs="Arial" w:eastAsia="Arial" w:hAnsi="Arial"/>
+                <w:b w:val="false"/>
+                <w:bCs w:val="false"/>
+                <w:i w:val="false"/>
+                <w:iCs w:val="false"/>
+                <w:color w:val="000000"/>
+                <w:sz w:val="20"/>
+                <w:szCs w:val="20"/>
+              </w:rPr>
+              <w:t xml:space="preserve">Write a program that checks if a word is a palindrome (reads the same forwards and backwards), like "racecar" or "madam". Use a for loop to…</w:t>
+            </w:r>
+            <w:r>
+              <w:rPr>
+                <w:rFonts w:ascii="Arial" w:cs="Arial" w:eastAsia="Arial" w:hAnsi="Arial"/>
+                <w:sz w:val="20"/>
+                <w:szCs w:val="20"/>
+              </w:rPr>
+              <w:br/>
+              <w:t xml:space="preserve"/>
+            </w:r>
+            <w:r>
+              <w:rPr>
+                <w:rFonts w:ascii="Arial" w:cs="Arial" w:eastAsia="Arial" w:hAnsi="Arial"/>
+                <w:sz w:val="20"/>
+                <w:szCs w:val="20"/>
+              </w:rPr>
+              <w:br/>
+              <w:t xml:space="preserve"/>
+            </w:r>
+            <w:r>
+              <w:rPr>
+                <w:rFonts w:ascii="Arial" w:cs="Arial" w:eastAsia="Arial" w:hAnsi="Arial"/>
+                <w:b w:val="false"/>
+                <w:bCs w:val="false"/>
+                <w:i/>
+                <w:iCs/>
+                <w:color w:val="555555"/>
+                <w:sz w:val="20"/>
+                <w:szCs w:val="20"/>
+              </w:rPr>
+              <w:t xml:space="preserve">→ Teacher circulates — offer hints, check for understanding.</w:t>
             </w:r>
           </w:p>
         </w:tc>
@@ -493,9 +1351,9 @@
               <w:right w:val="single" w:color="CCCCCC" w:sz="1"/>
             </w:tcBorders>
             <w:tcMar>
-              <w:top w:type="dxa" w:w="60"/>
+              <w:top w:type="dxa" w:w="80"/>
               <w:left w:type="dxa" w:w="120"/>
-              <w:bottom w:type="dxa" w:w="60"/>
+              <w:bottom w:type="dxa" w:w="80"/>
               <w:right w:type="dxa" w:w="120"/>
             </w:tcMar>
           </w:tcPr>
@@ -522,20 +1380,90 @@
               <w:right w:val="single" w:color="CCCCCC" w:sz="1"/>
             </w:tcBorders>
             <w:tcMar>
-              <w:top w:type="dxa" w:w="60"/>
+              <w:top w:type="dxa" w:w="80"/>
               <w:left w:type="dxa" w:w="120"/>
-              <w:bottom w:type="dxa" w:w="60"/>
+              <w:bottom w:type="dxa" w:w="80"/>
               <w:right w:type="dxa" w:w="120"/>
             </w:tcMar>
           </w:tcPr>
           <w:p>
-            <w:r>
-              <w:rPr>
-                <w:rFonts w:ascii="Arial" w:cs="Arial" w:eastAsia="Arial" w:hAnsi="Arial"/>
-                <w:sz w:val="20"/>
-                <w:szCs w:val="20"/>
+            <w:pPr>
+              <w:spacing w:after="80" w:before="80"/>
+            </w:pPr>
+            <w:r>
+              <w:rPr>
+                <w:rFonts w:ascii="Arial" w:cs="Arial" w:eastAsia="Arial" w:hAnsi="Arial"/>
+                <w:b/>
+                <w:bCs/>
+                <w:i w:val="false"/>
+                <w:iCs w:val="false"/>
+                <w:color w:val="000000"/>
+                <w:sz w:val="22"/>
+                <w:szCs w:val="22"/>
               </w:rPr>
               <w:t xml:space="preserve">Exit Ticket / Wrap-Up</w:t>
+            </w:r>
+            <w:r>
+              <w:rPr>
+                <w:rFonts w:ascii="Arial" w:cs="Arial" w:eastAsia="Arial" w:hAnsi="Arial"/>
+                <w:sz w:val="20"/>
+                <w:szCs w:val="20"/>
+              </w:rPr>
+              <w:br/>
+              <w:t xml:space="preserve"/>
+            </w:r>
+            <w:r>
+              <w:rPr>
+                <w:rFonts w:ascii="Arial" w:cs="Arial" w:eastAsia="Arial" w:hAnsi="Arial"/>
+                <w:sz w:val="20"/>
+                <w:szCs w:val="20"/>
+              </w:rPr>
+              <w:br/>
+              <w:t xml:space="preserve"/>
+            </w:r>
+            <w:r>
+              <w:rPr>
+                <w:rFonts w:ascii="Arial" w:cs="Arial" w:eastAsia="Arial" w:hAnsi="Arial"/>
+                <w:b w:val="false"/>
+                <w:bCs w:val="false"/>
+                <w:i w:val="false"/>
+                <w:iCs w:val="false"/>
+                <w:color w:val="000000"/>
+                <w:sz w:val="20"/>
+                <w:szCs w:val="20"/>
+              </w:rPr>
+              <w:t xml:space="preserve">Quick Check: Loop through strings character by character, and manipulate or analyze strings using for loops?</w:t>
+            </w:r>
+            <w:r>
+              <w:rPr>
+                <w:rFonts w:ascii="Arial" w:cs="Arial" w:eastAsia="Arial" w:hAnsi="Arial"/>
+                <w:sz w:val="20"/>
+                <w:szCs w:val="20"/>
+              </w:rPr>
+              <w:br/>
+              <w:t xml:space="preserve"/>
+            </w:r>
+            <w:r>
+              <w:rPr>
+                <w:rFonts w:ascii="Arial" w:cs="Arial" w:eastAsia="Arial" w:hAnsi="Arial"/>
+                <w:sz w:val="20"/>
+                <w:szCs w:val="20"/>
+              </w:rPr>
+              <w:br/>
+              <w:t xml:space="preserve"/>
+            </w:r>
+            <w:r>
+              <w:rPr>
+                <w:rFonts w:ascii="Arial" w:cs="Arial" w:eastAsia="Arial" w:hAnsi="Arial"/>
+                <w:b w:val="false"/>
+                <w:bCs w:val="false"/>
+                <w:i/>
+                <w:iCs/>
+                <w:color w:val="555555"/>
+                <w:sz w:val="20"/>
+                <w:szCs w:val="20"/>
+              </w:rPr>
+              <w:t xml:space="preserve">→ 3–2–1: Name 3 things learned, 2 new vocab words, 1 question you still have.</w:t>
             </w:r>
           </w:p>
         </w:tc>
@@ -1028,19 +1956,6 @@
                 <w:sz w:val="18"/>
                 <w:szCs w:val="18"/>
               </w:rPr>
-              <w:t xml:space="preserve"># Example 1: Count vowels</w:t>
-            </w:r>
-          </w:p>
-          <w:p>
-            <w:pPr>
-              <w:spacing w:after="20"/>
-            </w:pPr>
-            <w:r>
-              <w:rPr>
-                <w:rFonts w:ascii="Courier New" w:cs="Courier New" w:eastAsia="Courier New" w:hAnsi="Courier New"/>
-                <w:sz w:val="18"/>
-                <w:szCs w:val="18"/>
-              </w:rPr>
               <w:t xml:space="preserve">word = input("Enter a word: ")</w:t>
             </w:r>
           </w:p>
@@ -1132,7 +2047,7 @@
                 <w:sz w:val="18"/>
                 <w:szCs w:val="18"/>
               </w:rPr>
-              <w:t xml:space="preserve"># Example 2: Check for digit</w:t>
+              <w:t xml:space="preserve"> </w:t>
             </w:r>
           </w:p>
           <w:p>
@@ -1249,7 +2164,7 @@
                 <w:sz w:val="18"/>
                 <w:szCs w:val="18"/>
               </w:rPr>
-              <w:t xml:space="preserve"># Example 3: Reverse a string</w:t>
+              <w:t xml:space="preserve"> </w:t>
             </w:r>
           </w:p>
           <w:p>
@@ -1340,7 +2255,7 @@
                 <w:sz w:val="18"/>
                 <w:szCs w:val="18"/>
               </w:rPr>
-              <w:t xml:space="preserve"># Example 4: Count character types</w:t>
+              <w:t xml:space="preserve"> </w:t>
             </w:r>
           </w:p>
           <w:p>
@@ -1522,7 +2437,7 @@
                 <w:sz w:val="18"/>
                 <w:szCs w:val="18"/>
               </w:rPr>
-              <w:t xml:space="preserve"># Example 5: Build a string with filter</w:t>
+              <w:t xml:space="preserve"> </w:t>
             </w:r>
           </w:p>
           <w:p>
@@ -1654,19 +2569,6 @@
                 <w:sz w:val="18"/>
                 <w:szCs w:val="18"/>
               </w:rPr>
-              <w:t xml:space="preserve"># Starter code</w:t>
-            </w:r>
-          </w:p>
-          <w:p>
-            <w:pPr>
-              <w:spacing w:after="20"/>
-            </w:pPr>
-            <w:r>
-              <w:rPr>
-                <w:rFonts w:ascii="Courier New" w:cs="Courier New" w:eastAsia="Courier New" w:hAnsi="Courier New"/>
-                <w:sz w:val="18"/>
-                <w:szCs w:val="18"/>
-              </w:rPr>
               <w:t xml:space="preserve">word = input("Word: ")</w:t>
             </w:r>
           </w:p>
@@ -1747,19 +2649,6 @@
                 <w:sz w:val="18"/>
                 <w:szCs w:val="18"/>
               </w:rPr>
-              <w:t xml:space="preserve"># Problem 1 Example</w:t>
-            </w:r>
-          </w:p>
-          <w:p>
-            <w:pPr>
-              <w:spacing w:after="20"/>
-            </w:pPr>
-            <w:r>
-              <w:rPr>
-                <w:rFonts w:ascii="Courier New" w:cs="Courier New" w:eastAsia="Courier New" w:hAnsi="Courier New"/>
-                <w:sz w:val="18"/>
-                <w:szCs w:val="18"/>
-              </w:rPr>
               <w:t xml:space="preserve">word = input("Word: ")</w:t>
             </w:r>
           </w:p>
@@ -1812,7 +2701,7 @@
                 <w:sz w:val="18"/>
                 <w:szCs w:val="18"/>
               </w:rPr>
-              <w:t xml:space="preserve"># Problem 2 Example</w:t>
+              <w:t xml:space="preserve"> </w:t>
             </w:r>
           </w:p>
           <w:p>
@@ -2020,7 +2909,7 @@
                 <w:sz w:val="18"/>
                 <w:szCs w:val="18"/>
               </w:rPr>
-              <w:t xml:space="preserve"># Problem 3 Example</w:t>
+              <w:t xml:space="preserve"> </w:t>
             </w:r>
           </w:p>
           <w:p>

--- a/Coding 1 - year/Unit 4 - Loops and Iteration/Daily Lesson Plans/Word/Day 78.docx
+++ b/Coding 1 - year/Unit 4 - Loops and Iteration/Daily Lesson Plans/Word/Day 78.docx
@@ -380,7 +380,7 @@
                 <w:sz w:val="20"/>
                 <w:szCs w:val="20"/>
               </w:rPr>
-              <w:t xml:space="preserve">    In your own words: Loop through strings character by character, and manipulate or analyze strings using for loops?</w:t>
+              <w:t xml:space="preserve">    Think about Iterating Over Strings — Character-by-Character Processing. Where might you use this in a real project, and why would it matter?</w:t>
             </w:r>
             <w:r>
               <w:rPr>
@@ -477,7 +477,7 @@
                 <w:sz w:val="20"/>
                 <w:szCs w:val="20"/>
               </w:rPr>
-              <w:t xml:space="preserve">Today's Goal: By the end of class you will be able to loop through strings character by character, and manipulate or analyze strings using for loops.</w:t>
+              <w:t xml:space="preserve">Today’s Goal: By the end of class you will be able to loop through strings character by character, and manipulate or analyze strings using for loops.</w:t>
             </w:r>
             <w:r>
               <w:rPr>
@@ -1432,7 +1432,7 @@
                 <w:sz w:val="20"/>
                 <w:szCs w:val="20"/>
               </w:rPr>
-              <w:t xml:space="preserve">Quick Check: Loop through strings character by character, and manipulate or analyze strings using for loops?</w:t>
+              <w:t xml:space="preserve">What is one important thing you learned about Iterating Over Strings — Character-by-Character Processing today? How would you explain it to someone?</w:t>
             </w:r>
             <w:r>
               <w:rPr>
